--- a/USTore Analytics Question Map.docx
+++ b/USTore Analytics Question Map.docx
@@ -18,7 +18,7 @@
         <w:rPr>
           <w:color w:val="595959"/>
         </w:rPr>
-        <w:t xml:space="preserve">As of October 16, 2026</w:t>
+        <w:t xml:space="preserve">As of October 24, 2026</w:t>
       </w:r>
     </w:p>
     <w:p>
@@ -67,7 +67,7 @@
         <w:t xml:space="preserve">(new)</w:t>
       </w:r>
       <w:r>
-        <w:t xml:space="preserve"> are questions the dashboard now answers that the first version of this table did not list.</w:t>
+        <w:t xml:space="preserve"> are questions the dashboard now answers that the first version of this table did not list. This version follows the dashboard redesign of October 24, 2026, which puts the reorder decision at the top of the Overview and moves one-time explanations behind ⓘ buttons.</w:t>
       </w:r>
     </w:p>
     <w:p>
@@ -420,7 +420,7 @@
                 <w:sz w:val="18"/>
                 <w:szCs w:val="18"/>
               </w:rPr>
-              <w:t xml:space="preserve">Tally: Sales Inventory Tally, Recent Entries, Entries by Date. Overview: Total Units Sold, Monthly Units Sold line, Units by Category donut, Top 10 Products bars, Products browser</w:t>
+              <w:t xml:space="preserve">Tally (Sales tab): Sales Tally with Recent Entries and Edit entries, Entries by Date. Overview, Sales Detail: Monthly Units Sold line, Best Sellers with each item’s stock status, Browse all products</w:t>
             </w:r>
           </w:p>
         </w:tc>
@@ -545,7 +545,7 @@
                 <w:sz w:val="18"/>
                 <w:szCs w:val="18"/>
               </w:rPr>
-              <w:t xml:space="preserve">Reorder Alerts; Tally Interface</w:t>
+              <w:t xml:space="preserve">Reorder Alerts; Tally Interface; Dashboard Overview</w:t>
             </w:r>
           </w:p>
         </w:tc>
@@ -575,7 +575,7 @@
                 <w:sz w:val="18"/>
                 <w:szCs w:val="18"/>
               </w:rPr>
-              <w:t xml:space="preserve">Reorder Alerts: Stock Position table (Current Stock, Counted, Days of Supply in amber under 30, ADUS, Stockout days) and the Median Days of Supply KPI. Tally: Monthly Inventory Count and Current Inventory</w:t>
+              <w:t xml:space="preserve">Reorder Alerts: Stock Position table (Current Stock, Counted, Days of Supply in amber under 30, ADUS, Stockout days) and the Median Days of Supply KPI. Tally (Stock tab): Monthly Inventory Count and Current Inventory with Days left. Overview: how many items to reorder have no stock left, in the hero banner</w:t>
             </w:r>
           </w:p>
         </w:tc>
@@ -700,7 +700,7 @@
                 <w:sz w:val="18"/>
                 <w:szCs w:val="18"/>
               </w:rPr>
-              <w:t xml:space="preserve">FSN Classification; Dashboard Overview</w:t>
+              <w:t xml:space="preserve">FSN Classification; Dashboard Overview; Analytics (Power BI)</w:t>
             </w:r>
           </w:p>
         </w:tc>
@@ -730,7 +730,7 @@
                 <w:sz w:val="18"/>
                 <w:szCs w:val="18"/>
               </w:rPr>
-              <w:t xml:space="preserve">FSN Classification: Fast, Slow and Non-moving tiles, Best Sellers bars, item list with a Thin history tag. Overview: FSN card. The 75th and 85th percentile sensitivity check is not on screen (Chapter 4 only)</w:t>
+              <w:t xml:space="preserve">FSN Classification: Fast, Slow and Non-moving tiles, Best Sellers bars, item list with a Thin history tag. Overview: What to Do With Each Group counts. Power BI FSN page: split by category, top sellers with cumulative share. The 75th and 85th percentile sensitivity check is not on screen (Chapter 4 only)</w:t>
             </w:r>
           </w:p>
         </w:tc>
@@ -885,7 +885,7 @@
                 <w:sz w:val="18"/>
                 <w:szCs w:val="18"/>
               </w:rPr>
-              <w:t xml:space="preserve">Overview: Monthly Units Sold shows the seasonal swings. Power BI Calendar page: daily units, average units by day type, counts of enrollment, event and break days. Tally: Store Closure / Suspension and Flag an Event</w:t>
+              <w:t xml:space="preserve">Overview: Monthly Units Sold (Sales Detail) shows the seasonal swings; Next on the Calendar tile. Power BI Calendar page: sales heatmap by week and weekday, average daily units by month and by day type, days to have stock ready by. Tally (Calendar tab): Store Closure / Suspension and Flag an Event</w:t>
             </w:r>
           </w:p>
         </w:tc>
@@ -1040,7 +1040,7 @@
                 <w:sz w:val="18"/>
                 <w:szCs w:val="18"/>
               </w:rPr>
-              <w:t xml:space="preserve">Per-supplier tables with unit subtotals, exported as PDF, CSV or Excel. Power BI Batch Sales page</w:t>
+              <w:t xml:space="preserve">Per-supplier tables with unit subtotals, exported as PDF, CSV or Excel. Power BI Batch Sales page: units per supplier with cumulative share, filters by month and payment status</w:t>
             </w:r>
           </w:p>
         </w:tc>
@@ -1205,7 +1205,172 @@
                 <w:sz w:val="18"/>
                 <w:szCs w:val="18"/>
               </w:rPr>
-              <w:t xml:space="preserve">Restock Deliveries, Lead times by supplier</w:t>
+              <w:t xml:space="preserve">Tally (Stock tab): Restock Deliveries, Lead times by supplier</w:t>
+            </w:r>
+          </w:p>
+        </w:tc>
+      </w:tr>
+      <w:tr>
+        <w:trPr>
+          <w:cantSplit/>
+        </w:trPr>
+        <w:tc>
+          <w:tcPr>
+            <w:tcW w:type="dxa" w:w="520"/>
+            <w:tcBorders>
+              <w:top w:val="single" w:color="BFBFBF" w:sz="4"/>
+              <w:left w:val="single" w:color="BFBFBF" w:sz="4"/>
+              <w:bottom w:val="single" w:color="BFBFBF" w:sz="4"/>
+              <w:right w:val="single" w:color="BFBFBF" w:sz="4"/>
+            </w:tcBorders>
+            <w:tcMar>
+              <w:top w:type="dxa" w:w="60"/>
+              <w:left w:type="dxa" w:w="100"/>
+              <w:bottom w:type="dxa" w:w="60"/>
+              <w:right w:type="dxa" w:w="100"/>
+            </w:tcMar>
+          </w:tcPr>
+          <w:p>
+            <w:pPr>
+              <w:spacing w:before="0" w:after="0" w:line="252"/>
+            </w:pPr>
+            <w:r>
+              <w:rPr>
+                <w:rFonts w:ascii="Arial" w:cs="Arial" w:eastAsia="Arial" w:hAnsi="Arial"/>
+                <w:sz w:val="18"/>
+                <w:szCs w:val="18"/>
+              </w:rPr>
+              <w:t xml:space="preserve">7</w:t>
+            </w:r>
+          </w:p>
+        </w:tc>
+        <w:tc>
+          <w:tcPr>
+            <w:tcW w:type="dxa" w:w="2560"/>
+            <w:tcBorders>
+              <w:top w:val="single" w:color="BFBFBF" w:sz="4"/>
+              <w:left w:val="single" w:color="BFBFBF" w:sz="4"/>
+              <w:bottom w:val="single" w:color="BFBFBF" w:sz="4"/>
+              <w:right w:val="single" w:color="BFBFBF" w:sz="4"/>
+            </w:tcBorders>
+            <w:tcMar>
+              <w:top w:type="dxa" w:w="60"/>
+              <w:left w:type="dxa" w:w="100"/>
+              <w:bottom w:type="dxa" w:w="60"/>
+              <w:right w:type="dxa" w:w="100"/>
+            </w:tcMar>
+          </w:tcPr>
+          <w:p>
+            <w:pPr>
+              <w:spacing w:before="0" w:after="0" w:line="252"/>
+            </w:pPr>
+            <w:r>
+              <w:rPr>
+                <w:rFonts w:ascii="Arial" w:cs="Arial" w:eastAsia="Arial" w:hAnsi="Arial"/>
+                <w:sz w:val="18"/>
+                <w:szCs w:val="18"/>
+              </w:rPr>
+              <w:t xml:space="preserve">Which items can the system not check yet, because they have no inventory count? </w:t>
+            </w:r>
+            <w:r>
+              <w:rPr>
+                <w:rFonts w:ascii="Arial" w:cs="Arial" w:eastAsia="Arial" w:hAnsi="Arial"/>
+                <w:i/>
+                <w:iCs/>
+                <w:sz w:val="18"/>
+                <w:szCs w:val="18"/>
+              </w:rPr>
+              <w:t xml:space="preserve">(new)</w:t>
+            </w:r>
+          </w:p>
+        </w:tc>
+        <w:tc>
+          <w:tcPr>
+            <w:tcW w:type="dxa" w:w="3400"/>
+            <w:tcBorders>
+              <w:top w:val="single" w:color="BFBFBF" w:sz="4"/>
+              <w:left w:val="single" w:color="BFBFBF" w:sz="4"/>
+              <w:bottom w:val="single" w:color="BFBFBF" w:sz="4"/>
+              <w:right w:val="single" w:color="BFBFBF" w:sz="4"/>
+            </w:tcBorders>
+            <w:tcMar>
+              <w:top w:type="dxa" w:w="60"/>
+              <w:left w:type="dxa" w:w="100"/>
+              <w:bottom w:type="dxa" w:w="60"/>
+              <w:right w:type="dxa" w:w="100"/>
+            </w:tcMar>
+          </w:tcPr>
+          <w:p>
+            <w:pPr>
+              <w:spacing w:before="0" w:after="0" w:line="252"/>
+            </w:pPr>
+            <w:r>
+              <w:rPr>
+                <w:rFonts w:ascii="Arial" w:cs="Arial" w:eastAsia="Arial" w:hAnsi="Arial"/>
+                <w:sz w:val="18"/>
+                <w:szCs w:val="18"/>
+              </w:rPr>
+              <w:t xml:space="preserve">Stock status view: items with a reorder point but no Monthly Inventory Count</w:t>
+            </w:r>
+          </w:p>
+        </w:tc>
+        <w:tc>
+          <w:tcPr>
+            <w:tcW w:type="dxa" w:w="2120"/>
+            <w:tcBorders>
+              <w:top w:val="single" w:color="BFBFBF" w:sz="4"/>
+              <w:left w:val="single" w:color="BFBFBF" w:sz="4"/>
+              <w:bottom w:val="single" w:color="BFBFBF" w:sz="4"/>
+              <w:right w:val="single" w:color="BFBFBF" w:sz="4"/>
+            </w:tcBorders>
+            <w:tcMar>
+              <w:top w:type="dxa" w:w="60"/>
+              <w:left w:type="dxa" w:w="100"/>
+              <w:bottom w:type="dxa" w:w="60"/>
+              <w:right w:type="dxa" w:w="100"/>
+            </w:tcMar>
+          </w:tcPr>
+          <w:p>
+            <w:pPr>
+              <w:spacing w:before="0" w:after="0" w:line="252"/>
+            </w:pPr>
+            <w:r>
+              <w:rPr>
+                <w:rFonts w:ascii="Arial" w:cs="Arial" w:eastAsia="Arial" w:hAnsi="Arial"/>
+                <w:sz w:val="18"/>
+                <w:szCs w:val="18"/>
+              </w:rPr>
+              <w:t xml:space="preserve">Dashboard Overview</w:t>
+            </w:r>
+          </w:p>
+        </w:tc>
+        <w:tc>
+          <w:tcPr>
+            <w:tcW w:type="dxa" w:w="5080"/>
+            <w:tcBorders>
+              <w:top w:val="single" w:color="BFBFBF" w:sz="4"/>
+              <w:left w:val="single" w:color="BFBFBF" w:sz="4"/>
+              <w:bottom w:val="single" w:color="BFBFBF" w:sz="4"/>
+              <w:right w:val="single" w:color="BFBFBF" w:sz="4"/>
+            </w:tcBorders>
+            <w:tcMar>
+              <w:top w:type="dxa" w:w="60"/>
+              <w:left w:type="dxa" w:w="100"/>
+              <w:bottom w:type="dxa" w:w="60"/>
+              <w:right w:type="dxa" w:w="100"/>
+            </w:tcMar>
+          </w:tcPr>
+          <w:p>
+            <w:pPr>
+              <w:spacing w:before="0" w:after="0" w:line="252"/>
+            </w:pPr>
+            <w:r>
+              <w:rPr>
+                <w:rFonts w:ascii="Arial" w:cs="Arial" w:eastAsia="Arial" w:hAnsi="Arial"/>
+                <w:sz w:val="18"/>
+                <w:szCs w:val="18"/>
+              </w:rPr>
+              <w:t xml:space="preserve">Overview: Items Without an Inventory Count tile, and the hero footnote (“Only N of M items have an inventory count… Count the other N to include them”)</w:t>
             </w:r>
           </w:p>
         </w:tc>
@@ -1441,7 +1606,7 @@
                 <w:sz w:val="18"/>
                 <w:szCs w:val="18"/>
               </w:rPr>
-              <w:t xml:space="preserve">7</w:t>
+              <w:t xml:space="preserve">8</w:t>
             </w:r>
           </w:p>
         </w:tc>
@@ -1531,7 +1696,7 @@
                 <w:sz w:val="18"/>
                 <w:szCs w:val="18"/>
               </w:rPr>
-              <w:t xml:space="preserve">Demand Forecast</w:t>
+              <w:t xml:space="preserve">Demand Forecast; Dashboard Overview</w:t>
             </w:r>
           </w:p>
         </w:tc>
@@ -1561,7 +1726,7 @@
                 <w:sz w:val="18"/>
                 <w:szCs w:val="18"/>
               </w:rPr>
-              <w:t xml:space="preserve">The forecast chart (past months in grey, the next 30 days by day), Expected Demand – Next 30 Days, and the Fast items driving the category</w:t>
+              <w:t xml:space="preserve">Demand Forecast: the forecast chart (past months in grey, the next 30 days by day), Expected Demand — Next 30 Days, the Fast items driving the category, and the ⓘ beside Category listing every item the forecast includes. Overview: Expected Demand · 30 Days tile</w:t>
             </w:r>
           </w:p>
         </w:tc>
@@ -1596,7 +1761,7 @@
                 <w:sz w:val="18"/>
                 <w:szCs w:val="18"/>
               </w:rPr>
-              <w:t xml:space="preserve">8</w:t>
+              <w:t xml:space="preserve">9</w:t>
             </w:r>
           </w:p>
         </w:tc>
@@ -1716,7 +1881,7 @@
                 <w:sz w:val="18"/>
                 <w:szCs w:val="18"/>
               </w:rPr>
-              <w:t xml:space="preserve">The shaded Likely range on the chart, and “most likely between X and Y” under What this means</w:t>
+              <w:t xml:space="preserve">The shaded Likely range on the chart, “X–Y units likely · best estimate N” on Expected Demand, and the likely range under What this means (ⓘ)</w:t>
             </w:r>
           </w:p>
         </w:tc>
@@ -1751,7 +1916,7 @@
                 <w:sz w:val="18"/>
                 <w:szCs w:val="18"/>
               </w:rPr>
-              <w:t xml:space="preserve">9</w:t>
+              <w:t xml:space="preserve">10</w:t>
             </w:r>
           </w:p>
         </w:tc>
@@ -1906,7 +2071,7 @@
                 <w:sz w:val="18"/>
                 <w:szCs w:val="18"/>
               </w:rPr>
-              <w:t xml:space="preserve">10</w:t>
+              <w:t xml:space="preserve">11</w:t>
             </w:r>
           </w:p>
         </w:tc>
@@ -2036,7 +2201,7 @@
                 <w:sz w:val="18"/>
                 <w:szCs w:val="18"/>
               </w:rPr>
-              <w:t xml:space="preserve">What this means: the busiest week, and the enrollment, exams, breaks, events and closures inside the forecast window</w:t>
+              <w:t xml:space="preserve">What this means (ⓘ): the busiest week, and the enrollment, exams, breaks, events and closures inside the forecast window. A warning stays in view when the window has already passed</w:t>
             </w:r>
           </w:p>
         </w:tc>
@@ -2272,7 +2437,7 @@
                 <w:sz w:val="18"/>
                 <w:szCs w:val="18"/>
               </w:rPr>
-              <w:t xml:space="preserve">11</w:t>
+              <w:t xml:space="preserve">12</w:t>
             </w:r>
           </w:p>
         </w:tc>
@@ -2392,7 +2557,7 @@
                 <w:sz w:val="18"/>
                 <w:szCs w:val="18"/>
               </w:rPr>
-              <w:t xml:space="preserve">Reorder Alerts: Reorder Now and Approaching ROP KPIs, ROP column in amber at or below the reorder point. Overview: Items Below / Near ROP KPI</w:t>
+              <w:t xml:space="preserve">Reorder Alerts: Reorder Now and Approaching ROP KPIs, ROP column in amber at or below the reorder point. Overview: the hero banner, “Reorder N items”</w:t>
             </w:r>
           </w:p>
         </w:tc>
@@ -2427,7 +2592,7 @@
                 <w:sz w:val="18"/>
                 <w:szCs w:val="18"/>
               </w:rPr>
-              <w:t xml:space="preserve">12</w:t>
+              <w:t xml:space="preserve">13</w:t>
             </w:r>
           </w:p>
         </w:tc>
@@ -2582,7 +2747,7 @@
                 <w:sz w:val="18"/>
                 <w:szCs w:val="18"/>
               </w:rPr>
-              <w:t xml:space="preserve">13</w:t>
+              <w:t xml:space="preserve">14</w:t>
             </w:r>
           </w:p>
         </w:tc>
@@ -2672,7 +2837,7 @@
                 <w:sz w:val="18"/>
                 <w:szCs w:val="18"/>
               </w:rPr>
-              <w:t xml:space="preserve">Reorder Alerts; Demand Forecast</w:t>
+              <w:t xml:space="preserve">Reorder Alerts; Dashboard Overview</w:t>
             </w:r>
           </w:p>
         </w:tc>
@@ -2702,7 +2867,7 @@
                 <w:sz w:val="18"/>
                 <w:szCs w:val="18"/>
               </w:rPr>
-              <w:t xml:space="preserve">Reorder Alerts: Order column, and EOQ columns greyed out when above a year of demand. Demand Forecast: What to do, “Order about N units”</w:t>
+              <w:t xml:space="preserve">Reorder Alerts: Order column, and EOQ columns greyed out when above a year of demand. Overview: units to order in the hero, Order column in Order These First</w:t>
             </w:r>
           </w:p>
         </w:tc>
@@ -2737,7 +2902,7 @@
                 <w:sz w:val="18"/>
                 <w:szCs w:val="18"/>
               </w:rPr>
-              <w:t xml:space="preserve">14</w:t>
+              <w:t xml:space="preserve">15</w:t>
             </w:r>
           </w:p>
         </w:tc>
@@ -2837,7 +3002,7 @@
                 <w:sz w:val="18"/>
                 <w:szCs w:val="18"/>
               </w:rPr>
-              <w:t xml:space="preserve">Reorder Alerts</w:t>
+              <w:t xml:space="preserve">Reorder Alerts; Dashboard Overview</w:t>
             </w:r>
           </w:p>
         </w:tc>
@@ -2867,7 +3032,7 @@
                 <w:sz w:val="18"/>
                 <w:szCs w:val="18"/>
               </w:rPr>
-              <w:t xml:space="preserve">Priority Items to Reorder, most urgent first, with a Total to Order across suppliers</w:t>
+              <w:t xml:space="preserve">Reorder Alerts: Priority Items to Reorder, most urgent first, with a Total to Order across suppliers. Overview: the hero’s Categories and Suppliers lists, and Order These First (the 8 most urgent items)</w:t>
             </w:r>
           </w:p>
         </w:tc>
@@ -2902,7 +3067,7 @@
                 <w:sz w:val="18"/>
                 <w:szCs w:val="18"/>
               </w:rPr>
-              <w:t xml:space="preserve">15</w:t>
+              <w:t xml:space="preserve">16</w:t>
             </w:r>
           </w:p>
         </w:tc>
@@ -2972,7 +3137,7 @@
                 <w:sz w:val="18"/>
                 <w:szCs w:val="18"/>
               </w:rPr>
-              <w:t xml:space="preserve">Forecast daily rate against stock on hand</w:t>
+              <w:t xml:space="preserve">Reorder Now against Approaching ROP, and days of stock left at the recent selling rate</w:t>
             </w:r>
           </w:p>
         </w:tc>
@@ -3002,7 +3167,7 @@
                 <w:sz w:val="18"/>
                 <w:szCs w:val="18"/>
               </w:rPr>
-              <w:t xml:space="preserve">Demand Forecast</w:t>
+              <w:t xml:space="preserve">Reorder Alerts; Tally Interface</w:t>
             </w:r>
           </w:p>
         </w:tc>
@@ -3032,7 +3197,7 @@
                 <w:sz w:val="18"/>
                 <w:szCs w:val="18"/>
               </w:rPr>
-              <w:t xml:space="preserve">What to do: Reorder now, Place the next order by a date, Stock won’t last, or No order needed</w:t>
+              <w:t xml:space="preserve">Reorder Alerts: Reorder Now (order today) and Approaching ROP (add to the next order from the same supplier), Days of Supply. Tally: Days left in Current Inventory. No order-by date is shown (see notes)</w:t>
             </w:r>
           </w:p>
         </w:tc>
@@ -3067,7 +3232,7 @@
                 <w:sz w:val="18"/>
                 <w:szCs w:val="18"/>
               </w:rPr>
-              <w:t xml:space="preserve">16</w:t>
+              <w:t xml:space="preserve">17</w:t>
             </w:r>
           </w:p>
         </w:tc>
@@ -3187,7 +3352,7 @@
                 <w:sz w:val="18"/>
                 <w:szCs w:val="18"/>
               </w:rPr>
-              <w:t xml:space="preserve">FSN Classification: Decision Rules card, Action column and filter, discontinuation threshold. Overview advisories: Promote Slow-Moving Items, Review for Discontinuation, Non-Moving Items Holding Stock</w:t>
+              <w:t xml:space="preserve">FSN Classification: Decision rules ⓘ (gold button in the item list header, with Show N items and the discontinuation threshold), Action column and filter. Overview: What to Do With Each Group (Keep in stock, Promote, Review, Clear out). Overview advisories: Promote Slow-Moving Items, Review for Discontinuation, Non-Moving Items Holding Stock</w:t>
             </w:r>
           </w:p>
         </w:tc>
@@ -3222,7 +3387,7 @@
                 <w:sz w:val="18"/>
                 <w:szCs w:val="18"/>
               </w:rPr>
-              <w:t xml:space="preserve">17</w:t>
+              <w:t xml:space="preserve">18</w:t>
             </w:r>
           </w:p>
         </w:tc>
@@ -3352,7 +3517,7 @@
                 <w:sz w:val="18"/>
                 <w:szCs w:val="18"/>
               </w:rPr>
-              <w:t xml:space="preserve">Overview: Upcoming Event Advisories and the floating Event Advisories button. Every page: the Advisories button in the top bar</w:t>
+              <w:t xml:space="preserve">Overview: Upcoming Event Advisories, the Next on the Calendar tile and the floating Event Advisories button. Every page: the Advisories button in the top bar</w:t>
             </w:r>
           </w:p>
         </w:tc>
@@ -3387,7 +3552,7 @@
                 <w:sz w:val="18"/>
                 <w:szCs w:val="18"/>
               </w:rPr>
-              <w:t xml:space="preserve">18</w:t>
+              <w:t xml:space="preserve">19</w:t>
             </w:r>
           </w:p>
         </w:tc>
@@ -3556,7 +3721,7 @@
           <w:b/>
           <w:bCs/>
         </w:rPr>
-        <w:t xml:space="preserve">Safety stock wording (row 12).</w:t>
+        <w:t xml:space="preserve">Safety stock wording (row 13).</w:t>
       </w:r>
       <w:r>
         <w:t xml:space="preserve"> The earlier table said the service level is set by FSN class. The manuscript (Sec. 3.3.3, Objective 4) now sets it by each item’s service tier, not a z-score per FSN class.</w:t>
@@ -3576,7 +3741,7 @@
           <w:b/>
           <w:bCs/>
         </w:rPr>
-        <w:t xml:space="preserve">Not visible in the app (rows 9 and 18).</w:t>
+        <w:t xml:space="preserve">Not visible in the app (rows 10 and 19).</w:t>
       </w:r>
       <w:r>
         <w:t xml:space="preserve"> MAPE, RMSE and the acceptance verdict appear only in Chapter 4; the Demand Forecast page shows a simpler reliability tag. Either state this in Chapter 4, or add a small Model validation panel.</w:t>
@@ -3600,6 +3765,86 @@
       </w:r>
       <w:r>
         <w:t xml:space="preserve"> The embedded report answers descriptive questions only (FSN, Calendar, Batch Sales); every predictive and prescriptive question is answered in the coded pages.</w:t>
+      </w:r>
+    </w:p>
+    <w:p>
+      <w:pPr>
+        <w:pStyle w:val="ListParagraph"/>
+        <w:numPr>
+          <w:ilvl w:val="0"/>
+          <w:numId w:val="2"/>
+        </w:numPr>
+        <w:spacing w:after="80"/>
+      </w:pPr>
+      <w:r>
+        <w:rPr>
+          <w:b/>
+          <w:bCs/>
+        </w:rPr>
+        <w:t xml:space="preserve">Order-by date (row 16).</w:t>
+      </w:r>
+      <w:r>
+        <w:t xml:space="preserve"> The Demand Forecast page used to say “Place the next order by …”. Since October 21 its What to do line points to Reorder Alerts instead, so the timing is answered as order today (Reorder Now) or with the next order from that supplier (Approaching ROP).</w:t>
+      </w:r>
+    </w:p>
+    <w:p>
+      <w:pPr>
+        <w:pStyle w:val="ListParagraph"/>
+        <w:numPr>
+          <w:ilvl w:val="0"/>
+          <w:numId w:val="2"/>
+        </w:numPr>
+        <w:spacing w:after="80"/>
+      </w:pPr>
+      <w:r>
+        <w:rPr>
+          <w:b/>
+          <w:bCs/>
+        </w:rPr>
+        <w:t xml:space="preserve">Inventory counts limit the reorder answer (rows 2, 7 and 12).</w:t>
+      </w:r>
+      <w:r>
+        <w:t xml:space="preserve"> Only counted items can be checked against their reorder point. The Overview footnote reads “Only 76 of 268 items have an inventory count (last counted April 2026)”, and none of the top 10 best sellers has a count, so none of them can show up as Reorder Now.</w:t>
+      </w:r>
+    </w:p>
+    <w:p>
+      <w:pPr>
+        <w:pStyle w:val="ListParagraph"/>
+        <w:numPr>
+          <w:ilvl w:val="0"/>
+          <w:numId w:val="2"/>
+        </w:numPr>
+        <w:spacing w:after="80"/>
+      </w:pPr>
+      <w:r>
+        <w:rPr>
+          <w:b/>
+          <w:bCs/>
+        </w:rPr>
+        <w:t xml:space="preserve">Forecast window (rows 8 and 11).</w:t>
+      </w:r>
+      <w:r>
+        <w:t xml:space="preserve"> The forecast covers August 2026, but the sales data ends on 31 July 2026. The Demand Forecast page and the Overview’s Expected Demand tile both say the window has passed.</w:t>
+      </w:r>
+    </w:p>
+    <w:p>
+      <w:pPr>
+        <w:pStyle w:val="ListParagraph"/>
+        <w:numPr>
+          <w:ilvl w:val="0"/>
+          <w:numId w:val="2"/>
+        </w:numPr>
+        <w:spacing w:after="80"/>
+      </w:pPr>
+      <w:r>
+        <w:rPr>
+          <w:b/>
+          <w:bCs/>
+        </w:rPr>
+        <w:t xml:space="preserve">Removed from the Overview.</w:t>
+      </w:r>
+      <w:r>
+        <w:t xml:space="preserve"> The Total Units Sold and Products tiles and the Units by Category donut were removed after the consultation because they support no decision. The products list is still under Browse all products on the Best Sellers card.</w:t>
       </w:r>
     </w:p>
     <w:sectPr>
